--- a/SDD-630/Topic 1/Summary of Current Course Content Knowledge.docx
+++ b/SDD-630/Topic 1/Summary of Current Course Content Knowledge.docx
@@ -19,6 +19,20 @@
     </w:p>
     <w:p>
       <w:r>
+        <w:t xml:space="preserve">I possess prior knowledge in software development, databases, APIs, system architecture, requirements gathering, and UI design gained through coursework and </w:t>
+      </w:r>
+      <w:r>
+        <w:t>multiple capstones</w:t>
+      </w:r>
+      <w:r>
+        <w:t>.</w:t>
+      </w:r>
+      <w:r>
+        <w:t xml:space="preserve"> I do have little experience when it comes to mobile development and have created a few small applications.</w:t>
+      </w:r>
+    </w:p>
+    <w:p>
+      <w:r>
         <w:t xml:space="preserve">Which weekly objectives do you have </w:t>
       </w:r>
       <w:proofErr w:type="gramStart"/>
@@ -32,10 +46,19 @@
     </w:p>
     <w:p>
       <w:r>
+        <w:t>After looking throughout the coursework, I can see that I have little to no experience when it comes to the business side of mobile development. Up until now, I have only created mobile applications for myself.</w:t>
+      </w:r>
+    </w:p>
+    <w:p>
+      <w:r>
         <w:t>What course-related topics would you like to discuss with your instructor and classmates?  What questions or concerns do you have about this course? </w:t>
       </w:r>
     </w:p>
-    <w:p/>
+    <w:p>
+      <w:r>
+        <w:t>At this time I do not have any questions or concerns.</w:t>
+      </w:r>
+    </w:p>
     <w:sectPr>
       <w:pgSz w:w="12240" w:h="15840"/>
       <w:pgMar w:top="1440" w:right="1440" w:bottom="1440" w:left="1440" w:header="720" w:footer="720" w:gutter="0"/>
@@ -770,7 +793,6 @@
   <w:style w:type="character" w:default="1" w:styleId="DefaultParagraphFont">
     <w:name w:val="Default Paragraph Font"/>
     <w:uiPriority w:val="1"/>
-    <w:semiHidden/>
     <w:unhideWhenUsed/>
   </w:style>
   <w:style w:type="table" w:default="1" w:styleId="TableNormal">
